--- a/p4/submission/p4_singapore_cover_letter.docx
+++ b/p4/submission/p4_singapore_cover_letter.docx
@@ -110,7 +110,7 @@
         <w:t xml:space="preserve"> </w:t>
       </w:r>
       <w:r>
-        <w:t xml:space="preserve">(MIR). The manuscript presents an empirical study of the internationalisation–performance (I–P) relationship using World Bank Enterprise Survey microdata for Singapore (2023; N = 414), positioned as an analytically informative boundary-case test at the advanced-economy ceiling of the institutional spectrum.</w:t>
+        <w:t xml:space="preserve">(MIR). The manuscript presents an empirical study of the internationalisation–performance (I–P) relationship using World Bank Enterprise Survey microdata for Singapore (2023; N = 623, N = 617 for specifications including DAI), positioned as an analytically informative boundary-case test at the advanced-economy ceiling of the institutional spectrum.</w:t>
       </w:r>
     </w:p>
     <w:p>
@@ -146,7 +146,7 @@
         <w:t xml:space="preserve"> </w:t>
       </w:r>
       <w:r>
-        <w:t xml:space="preserve">— removes the uniform-premium effect of foundational digital adoption and leaves only the export-contingent signal legible. This configuration provides a theoretical complement to I–P studies in emerging-economy settings and advances MIR’s sustained focus on how institutional and digital environments condition the returns to internationalisation.</w:t>
+        <w:t xml:space="preserve">— removes the uniform-premium effect of foundational digital adoption and leaves only the export-contingent signal legible. Singapore’s advanced-economy positioning is empirically well-established: it ranks 2nd globally in the StartupBlink Innovators Business Environment Index 2026 (score 99.145 out of 100; 1st in Asia Pacific across 30+ governance, capital access, taxation, and digital-infrastructure parameters), 4th in the Global Startup Ecosystem Index 2025, and 3rd in the United Nations e-Government Survey 2024, with the Smart Nation 2.0 initiative (2024) formalising digital trust and growth as national policy pillars. This configuration provides a theoretically precise complement to I–P studies in emerging-economy settings and advances MIR’s sustained focus on how institutional and digital environments condition the returns to internationalisation.</w:t>
       </w:r>
     </w:p>
     <w:p>

--- a/p4/submission/p4_singapore_cover_letter.docx
+++ b/p4/submission/p4_singapore_cover_letter.docx
@@ -315,13 +315,13 @@
         <w:t xml:space="preserve"> </w:t>
       </w:r>
       <w:r>
-        <w:t xml:space="preserve">Vĩnh Long University of Technology Education (VLUTE), Vietnam</w:t>
+        <w:t xml:space="preserve">College of Economics, Can Tho University (CTU), Vietnam</w:t>
       </w:r>
       <w:r>
         <w:t xml:space="preserve"> </w:t>
       </w:r>
       <w:r>
-        <w:t xml:space="preserve">Email: huongdt@vlute.edu.vn | ORCID: 0000-0002-7711-2487</w:t>
+        <w:t xml:space="preserve">Email: huongp1323001@gstudent.ctu.edu.vn | ORCID: 0000-0002-7711-2487</w:t>
       </w:r>
     </w:p>
     <w:p>

--- a/p4/submission/p4_singapore_cover_letter.docx
+++ b/p4/submission/p4_singapore_cover_letter.docx
@@ -50,35 +50,7 @@
           <w:bCs/>
           <w:b/>
         </w:rPr>
-        <w:t xml:space="preserve">Submission of Manuscript:</w:t>
-      </w:r>
-      <w:r>
-        <w:rPr>
-          <w:bCs/>
-          <w:b/>
-        </w:rPr>
-        <w:t xml:space="preserve"> </w:t>
-      </w:r>
-      <w:r>
-        <w:rPr>
-          <w:bCs/>
-          <w:b/>
-        </w:rPr>
-        <w:t xml:space="preserve">“</w:t>
-      </w:r>
-      <w:r>
-        <w:rPr>
-          <w:bCs/>
-          <w:b/>
-        </w:rPr>
-        <w:t xml:space="preserve">Technological Capability, Digital Adoption, and the Internationalisation–Performance Relationship: A Firm-Level Study of Singapore</w:t>
-      </w:r>
-      <w:r>
-        <w:rPr>
-          <w:bCs/>
-          <w:b/>
-        </w:rPr>
-        <w:t xml:space="preserve">”</w:t>
+        <w:t xml:space="preserve">Submission of Manuscript: "Technological Capability, Digital Adoption, and the Internationalisation–Performance Relationship: A Firm-Level Study of Singapore"</w:t>
       </w:r>
     </w:p>
     <w:p>
@@ -130,7 +102,7 @@
         <w:pStyle w:val="BodyText"/>
       </w:pPr>
       <w:r>
-        <w:t xml:space="preserve">The study speaks directly to MIR’s interest in international business theory across diverse institutional settings. Singapore is an ideal stress-test setting for the I–P relationship because near-universal digital diffusion — what the paper terms the</w:t>
+        <w:t xml:space="preserve">The study speaks directly to MIR's interest in international business theory across diverse institutional settings. Singapore is an ideal stress-test setting for the I–P relationship because near-universal digital diffusion — the</w:t>
       </w:r>
       <w:r>
         <w:t xml:space="preserve"> </w:t>
@@ -140,13 +112,13 @@
           <w:iCs/>
           <w:i/>
         </w:rPr>
-        <w:t xml:space="preserve">digital saturation paradox</w:t>
+        <w:t xml:space="preserve">digital-saturation</w:t>
       </w:r>
       <w:r>
         <w:t xml:space="preserve"> </w:t>
       </w:r>
       <w:r>
-        <w:t xml:space="preserve">— removes the uniform-premium effect of foundational digital adoption and leaves only the export-contingent signal legible. Singapore’s advanced-economy positioning is empirically well-established: it ranks 2nd globally in the StartupBlink Innovators Business Environment Index 2026 (score 99.145 out of 100; 1st in Asia Pacific across 30+ governance, capital access, taxation, and digital-infrastructure parameters), 4th in the Global Startup Ecosystem Index 2025, and 3rd in the United Nations e-Government Survey 2024, with the Smart Nation 2.0 initiative (2024) formalising digital trust and growth as national policy pillars. This configuration provides a theoretically precise complement to I–P studies in emerging-economy settings and advances MIR’s sustained focus on how institutional and digital environments condition the returns to internationalisation.</w:t>
+        <w:t xml:space="preserve">condition documented in the technology-diffusion literature (Rogers, 1962; Bharadwaj et al., 2013) and empirically operationalised in this paper — removes the uniform-premium effect of foundational digital adoption and leaves only the export-contingent signal legible. Singapore's advanced-economy positioning is empirically well-established: it ranks 2nd globally in the StartupBlink Innovators Business Environment Index 2026 (score 99.145 out of 100; 1st in Asia Pacific across 30+ governance, capital access, taxation, and digital-infrastructure parameters), 4th in the Global Startup Ecosystem Index 2025, and 3rd in the United Nations e-Government Survey 2024, with the Smart Nation 2.0 initiative (2024) formalising digital trust and growth as national policy pillars. This configuration provides a theoretically precise complement to I–P studies in emerging-economy settings and advances MIR's sustained focus on how institutional and digital environments condition the returns to internationalisation.</w:t>
       </w:r>
     </w:p>
     <w:p>
@@ -174,20 +146,7 @@
         <w:pStyle w:val="BodyText"/>
       </w:pPr>
       <w:r>
-        <w:t xml:space="preserve">Second, the study introduces the concept of a</w:t>
-      </w:r>
-      <w:r>
-        <w:t xml:space="preserve"> </w:t>
-      </w:r>
-      <w:r>
-        <w:rPr>
-          <w:iCs/>
-          <w:i/>
-        </w:rPr>
-        <w:t xml:space="preserve">digital saturation paradox</w:t>
-      </w:r>
-      <w:r>
-        <w:t xml:space="preserve">: in an environment where Tier 1–2 digital interfaces (websites, electronic payment systems) are already widely diffused, foundational digital adoption functions as a hygiene factor for domestic operations rather than a differentiating asset. DAI’s productivity association becomes measurable primarily in the high-export tail (β₅ for FSTS²×DAI = +3.119, p = .005), suggesting that digital adoption operates as a contingent scaling resource rather than a uniform productivity premium.</w:t>
+        <w:t xml:space="preserve">Second, the study documents the empirical signature of digital saturation at the advanced-economy ceiling: in an environment where Tier 1–2 digital interfaces (websites, electronic payment systems) are already widely diffused, foundational digital adoption functions as a hygiene factor for domestic operations rather than a differentiating asset. The diffusion-driven saturation mechanism is well established (Rogers, 1962; Bharadwaj et al., 2013); our contribution is to document its specific empirical signature in WBES Singapore 2023, where DAI's productivity association becomes measurable primarily in the high-export tail (β₅ for FSTS²×DAI = +3.119, p = .005), consistent with digital adoption operating as a contingent scaling resource rather than a uniform productivity premium.</w:t>
       </w:r>
     </w:p>
     <w:p>
@@ -283,7 +242,7 @@
         <w:pStyle w:val="FirstParagraph"/>
       </w:pPr>
       <w:r>
-        <w:t xml:space="preserve">We hope the manuscript will be of interest to MIR’s readership and look forward to the review process.</w:t>
+        <w:t xml:space="preserve">We hope the manuscript will be of interest to MIR's readership and look forward to the review process.</w:t>
       </w:r>
     </w:p>
     <w:p>
@@ -315,13 +274,30 @@
         <w:t xml:space="preserve"> </w:t>
       </w:r>
       <w:r>
-        <w:t xml:space="preserve">College of Economics, Can Tho University (CTU), Vietnam</w:t>
+        <w:t xml:space="preserve">School of Economics, Can Tho University (CTU), Vietnam</w:t>
       </w:r>
       <w:r>
         <w:t xml:space="preserve"> </w:t>
       </w:r>
       <w:r>
-        <w:t xml:space="preserve">Email: huongp1323001@gstudent.ctu.edu.vn | ORCID: 0000-0002-7711-2487</w:t>
+        <w:t xml:space="preserve">Email:</w:t>
+      </w:r>
+      <w:r>
+        <w:t xml:space="preserve"> </w:t>
+      </w:r>
+      <w:hyperlink r:id="rId20">
+        <w:r>
+          <w:rPr>
+            <w:rStyle w:val="Hyperlink"/>
+          </w:rPr>
+          <w:t xml:space="preserve">huongp1323001@gstudent.ctu.edu.vn</w:t>
+        </w:r>
+      </w:hyperlink>
+      <w:r>
+        <w:t xml:space="preserve"> </w:t>
+      </w:r>
+      <w:r>
+        <w:t xml:space="preserve">| ORCID: 0000-0002-7711-2487</w:t>
       </w:r>
     </w:p>
     <w:p>
@@ -339,7 +315,7 @@
         <w:t xml:space="preserve"> </w:t>
       </w:r>
       <w:r>
-        <w:t xml:space="preserve">Associate Professor, College of Economics</w:t>
+        <w:t xml:space="preserve">Associate Professor, School of Economics</w:t>
       </w:r>
       <w:r>
         <w:t xml:space="preserve"> </w:t>
@@ -361,10 +337,30 @@
         <w:t xml:space="preserve"> </w:t>
       </w:r>
       <w:r>
-        <w:t xml:space="preserve">Email: patu@ctu.edu.vn | ORCID: 0000-0003-0667-3137</w:t>
-      </w:r>
-    </w:p>
-    <w:sectPr/>
+        <w:t xml:space="preserve">Email:</w:t>
+      </w:r>
+      <w:r>
+        <w:t xml:space="preserve"> </w:t>
+      </w:r>
+      <w:hyperlink r:id="rId21">
+        <w:r>
+          <w:rPr>
+            <w:rStyle w:val="Hyperlink"/>
+          </w:rPr>
+          <w:t xml:space="preserve">patu@ctu.edu.vn</w:t>
+        </w:r>
+      </w:hyperlink>
+      <w:r>
+        <w:t xml:space="preserve"> </w:t>
+      </w:r>
+      <w:r>
+        <w:t xml:space="preserve">| ORCID: 0000-0003-0667-3137</w:t>
+      </w:r>
+    </w:p>
+    <w:sectPr>
+      <w:pgSz w:h="16838" w:w="11906"/>
+      <w:pgMar w:bottom="1417" w:left="1417" w:right="1417" w:top="1417"/>
+    </w:sectPr>
   </w:body>
 </w:document>
 </file>
@@ -576,29 +572,59 @@
   <w:style w:default="1" w:styleId="Normal" w:type="paragraph">
     <w:name w:val="Normal"/>
     <w:qFormat/>
+    <w:pPr>
+      <w:spacing w:line="276" w:lineRule="auto"/>
+      <w:jc w:val="both"/>
+    </w:pPr>
+    <w:rPr>
+      <w:rFonts w:ascii="Times New Roman" w:eastAsia="Times New Roman" w:hAnsi="Times New Roman"/>
+      <w:color w:val="000000"/>
+      <w:sz w:val="24"/>
+    </w:rPr>
   </w:style>
   <w:style w:styleId="BodyText" w:type="paragraph">
     <w:name w:val="Body Text"/>
     <w:basedOn w:val="Normal"/>
     <w:link w:val="BodyTextChar"/>
     <w:pPr>
-      <w:spacing w:after="180" w:before="180"/>
-    </w:pPr>
-    <w:qFormat/>
+      <w:spacing w:after="180" w:before="180" w:line="276" w:lineRule="auto"/>
+      <w:jc w:val="both"/>
+    </w:pPr>
+    <w:qFormat/>
+    <w:rPr>
+      <w:rFonts w:ascii="Times New Roman" w:eastAsia="Times New Roman" w:hAnsi="Times New Roman"/>
+      <w:color w:val="000000"/>
+      <w:sz w:val="24"/>
+    </w:rPr>
   </w:style>
   <w:style w:customStyle="1" w:styleId="FirstParagraph" w:type="paragraph">
     <w:name w:val="First Paragraph"/>
     <w:basedOn w:val="BodyText"/>
     <w:next w:val="BodyText"/>
     <w:qFormat/>
+    <w:pPr>
+      <w:spacing w:line="276" w:lineRule="auto"/>
+      <w:jc w:val="both"/>
+    </w:pPr>
+    <w:rPr>
+      <w:rFonts w:ascii="Times New Roman" w:eastAsia="Times New Roman" w:hAnsi="Times New Roman"/>
+      <w:color w:val="000000"/>
+      <w:sz w:val="24"/>
+    </w:rPr>
   </w:style>
   <w:style w:customStyle="1" w:styleId="Compact" w:type="paragraph">
     <w:name w:val="Compact"/>
     <w:basedOn w:val="BodyText"/>
     <w:qFormat/>
     <w:pPr>
-      <w:spacing w:after="36" w:before="36"/>
-    </w:pPr>
+      <w:spacing w:after="36" w:before="36" w:line="276" w:lineRule="auto"/>
+      <w:jc w:val="both"/>
+    </w:pPr>
+    <w:rPr>
+      <w:rFonts w:ascii="Times New Roman" w:eastAsia="Times New Roman" w:hAnsi="Times New Roman"/>
+      <w:color w:val="000000"/>
+      <w:sz w:val="24"/>
+    </w:rPr>
   </w:style>
   <w:style w:styleId="Title" w:type="paragraph">
     <w:name w:val="Title"/>
@@ -608,15 +634,15 @@
     <w:pPr>
       <w:keepNext/>
       <w:keepLines/>
-      <w:spacing w:after="240" w:before="480"/>
-      <w:jc w:val="center"/>
-    </w:pPr>
-    <w:rPr>
-      <w:rFonts w:asciiTheme="majorHAnsi" w:cstheme="majorBidi" w:eastAsiaTheme="majorEastAsia" w:hAnsiTheme="majorHAnsi"/>
+      <w:spacing w:after="240" w:before="480" w:line="276" w:lineRule="auto"/>
+      <w:jc w:val="both"/>
+    </w:pPr>
+    <w:rPr>
+      <w:rFonts w:ascii="Times New Roman" w:asciiTheme="majorHAnsi" w:cstheme="majorBidi" w:eastAsia="Times New Roman" w:eastAsiaTheme="majorEastAsia" w:hAnsi="Times New Roman" w:hAnsiTheme="majorHAnsi"/>
       <w:b/>
       <w:bCs/>
-      <w:color w:themeColor="accent1" w:themeShade="B5" w:val="345A8A"/>
-      <w:sz w:val="36"/>
+      <w:color w:val="000000"/>
+      <w:sz w:val="24"/>
       <w:szCs w:val="36"/>
     </w:rPr>
   </w:style>
@@ -628,11 +654,13 @@
     <w:pPr>
       <w:keepNext/>
       <w:keepLines/>
-      <w:spacing w:after="240" w:before="240"/>
-      <w:jc w:val="center"/>
-    </w:pPr>
-    <w:rPr>
-      <w:sz w:val="30"/>
+      <w:spacing w:after="240" w:before="240" w:line="276" w:lineRule="auto"/>
+      <w:jc w:val="both"/>
+    </w:pPr>
+    <w:rPr>
+      <w:rFonts w:ascii="Times New Roman" w:eastAsia="Times New Roman" w:hAnsi="Times New Roman"/>
+      <w:color w:val="000000"/>
+      <w:sz w:val="24"/>
       <w:szCs w:val="30"/>
     </w:rPr>
   </w:style>
@@ -643,8 +671,14 @@
     <w:pPr>
       <w:keepNext/>
       <w:keepLines/>
-      <w:jc w:val="center"/>
-    </w:pPr>
+      <w:spacing w:line="276" w:lineRule="auto"/>
+      <w:jc w:val="both"/>
+    </w:pPr>
+    <w:rPr>
+      <w:rFonts w:ascii="Times New Roman" w:eastAsia="Times New Roman" w:hAnsi="Times New Roman"/>
+      <w:color w:val="000000"/>
+      <w:sz w:val="24"/>
+    </w:rPr>
   </w:style>
   <w:style w:styleId="Date" w:type="paragraph">
     <w:name w:val="Date"/>
@@ -653,8 +687,14 @@
     <w:pPr>
       <w:keepNext/>
       <w:keepLines/>
-      <w:jc w:val="center"/>
-    </w:pPr>
+      <w:spacing w:line="276" w:lineRule="auto"/>
+      <w:jc w:val="both"/>
+    </w:pPr>
+    <w:rPr>
+      <w:rFonts w:ascii="Times New Roman" w:eastAsia="Times New Roman" w:hAnsi="Times New Roman"/>
+      <w:color w:val="000000"/>
+      <w:sz w:val="24"/>
+    </w:rPr>
   </w:style>
   <w:style w:customStyle="1" w:styleId="AbstractTitle" w:type="paragraph">
     <w:name w:val="Abstract Title"/>
@@ -664,15 +704,15 @@
     <w:pPr>
       <w:keepNext/>
       <w:keepLines/>
-      <w:jc w:val="center"/>
-      <w:spacing w:after="0" w:before="300"/>
-    </w:pPr>
-    <w:rPr>
-      <w:sz w:val="20"/>
+      <w:jc w:val="both"/>
+      <w:spacing w:after="0" w:before="300" w:line="276" w:lineRule="auto"/>
+    </w:pPr>
+    <w:rPr>
+      <w:color w:val="000000"/>
+      <w:sz w:val="24"/>
       <w:szCs w:val="20"/>
+      <w:rFonts w:ascii="Times New Roman" w:eastAsia="Times New Roman" w:hAnsi="Times New Roman"/>
       <w:b/>
-      <w:color w:val="345A8A"/>
-      &gt;
     </w:rPr>
   </w:style>
   <w:style w:customStyle="1" w:styleId="Abstract" w:type="paragraph">
@@ -683,10 +723,13 @@
     <w:pPr>
       <w:keepNext/>
       <w:keepLines/>
-      <w:spacing w:after="300" w:before="100"/>
-    </w:pPr>
-    <w:rPr>
-      <w:sz w:val="20"/>
+      <w:spacing w:after="300" w:before="100" w:line="276" w:lineRule="auto"/>
+      <w:jc w:val="both"/>
+    </w:pPr>
+    <w:rPr>
+      <w:rFonts w:ascii="Times New Roman" w:eastAsia="Times New Roman" w:hAnsi="Times New Roman"/>
+      <w:color w:val="000000"/>
+      <w:sz w:val="24"/>
       <w:szCs w:val="20"/>
     </w:rPr>
   </w:style>
@@ -695,8 +738,15 @@
     <w:basedOn w:val="Normal"/>
     <w:next w:val="Bibliography"/>
     <w:qFormat/>
-    <w:pPr/>
-    <w:rPr/>
+    <w:pPr>
+      <w:spacing w:line="276" w:lineRule="auto"/>
+      <w:jc w:val="both"/>
+    </w:pPr>
+    <w:rPr>
+      <w:rFonts w:ascii="Times New Roman" w:eastAsia="Times New Roman" w:hAnsi="Times New Roman"/>
+      <w:color w:val="000000"/>
+      <w:sz w:val="24"/>
+    </w:rPr>
   </w:style>
   <w:style w:styleId="Heading1" w:type="paragraph">
     <w:name w:val="Heading 1"/>
@@ -707,15 +757,16 @@
     <w:pPr>
       <w:keepNext/>
       <w:keepLines/>
-      <w:spacing w:after="0" w:before="480"/>
+      <w:spacing w:after="0" w:before="480" w:line="276" w:lineRule="auto"/>
+      <w:jc w:val="both"/>
       <w:outlineLvl w:val="0"/>
     </w:pPr>
     <w:rPr>
-      <w:rFonts w:asciiTheme="majorHAnsi" w:cstheme="majorBidi" w:eastAsiaTheme="majorEastAsia" w:hAnsiTheme="majorHAnsi"/>
+      <w:rFonts w:ascii="Times New Roman" w:asciiTheme="majorHAnsi" w:cstheme="majorBidi" w:eastAsia="Times New Roman" w:eastAsiaTheme="majorEastAsia" w:hAnsi="Times New Roman" w:hAnsiTheme="majorHAnsi"/>
       <w:b/>
       <w:bCs/>
-      <w:color w:themeColor="accent1" w:val="4F81BD"/>
-      <w:sz w:val="32"/>
+      <w:color w:val="000000"/>
+      <w:sz w:val="24"/>
       <w:szCs w:val="32"/>
     </w:rPr>
   </w:style>
@@ -729,15 +780,16 @@
     <w:pPr>
       <w:keepNext/>
       <w:keepLines/>
-      <w:spacing w:after="0" w:before="200"/>
+      <w:spacing w:after="0" w:before="200" w:line="276" w:lineRule="auto"/>
+      <w:jc w:val="both"/>
       <w:outlineLvl w:val="1"/>
     </w:pPr>
     <w:rPr>
-      <w:rFonts w:asciiTheme="majorHAnsi" w:cstheme="majorBidi" w:eastAsiaTheme="majorEastAsia" w:hAnsiTheme="majorHAnsi"/>
+      <w:rFonts w:ascii="Times New Roman" w:asciiTheme="majorHAnsi" w:cstheme="majorBidi" w:eastAsia="Times New Roman" w:eastAsiaTheme="majorEastAsia" w:hAnsi="Times New Roman" w:hAnsiTheme="majorHAnsi"/>
       <w:b/>
       <w:bCs/>
-      <w:color w:themeColor="accent1" w:val="4F81BD"/>
-      <w:sz w:val="28"/>
+      <w:color w:val="000000"/>
+      <w:sz w:val="24"/>
       <w:szCs w:val="28"/>
     </w:rPr>
   </w:style>
@@ -751,14 +803,15 @@
     <w:pPr>
       <w:keepNext/>
       <w:keepLines/>
-      <w:spacing w:after="0" w:before="200"/>
+      <w:spacing w:after="0" w:before="200" w:line="276" w:lineRule="auto"/>
+      <w:jc w:val="both"/>
       <w:outlineLvl w:val="2"/>
     </w:pPr>
     <w:rPr>
-      <w:rFonts w:asciiTheme="majorHAnsi" w:cstheme="majorBidi" w:eastAsiaTheme="majorEastAsia" w:hAnsiTheme="majorHAnsi"/>
+      <w:rFonts w:ascii="Times New Roman" w:asciiTheme="majorHAnsi" w:cstheme="majorBidi" w:eastAsia="Times New Roman" w:eastAsiaTheme="majorEastAsia" w:hAnsi="Times New Roman" w:hAnsiTheme="majorHAnsi"/>
       <w:b/>
       <w:bCs/>
-      <w:color w:themeColor="accent1" w:val="4F81BD"/>
+      <w:color w:val="000000"/>
       <w:sz w:val="24"/>
       <w:szCs w:val="24"/>
     </w:rPr>
@@ -773,14 +826,15 @@
     <w:pPr>
       <w:keepNext/>
       <w:keepLines/>
-      <w:spacing w:after="0" w:before="200"/>
+      <w:spacing w:after="0" w:before="200" w:line="276" w:lineRule="auto"/>
+      <w:jc w:val="both"/>
       <w:outlineLvl w:val="3"/>
     </w:pPr>
     <w:rPr>
-      <w:rFonts w:asciiTheme="majorHAnsi" w:cstheme="majorBidi" w:eastAsiaTheme="majorEastAsia" w:hAnsiTheme="majorHAnsi"/>
+      <w:rFonts w:ascii="Times New Roman" w:asciiTheme="majorHAnsi" w:cstheme="majorBidi" w:eastAsia="Times New Roman" w:eastAsiaTheme="majorEastAsia" w:hAnsi="Times New Roman" w:hAnsiTheme="majorHAnsi"/>
       <w:i/>
       <w:bCs/>
-      <w:color w:themeColor="accent1" w:val="4F81BD"/>
+      <w:color w:val="000000"/>
       <w:sz w:val="24"/>
       <w:szCs w:val="24"/>
     </w:rPr>
@@ -795,13 +849,14 @@
     <w:pPr>
       <w:keepNext/>
       <w:keepLines/>
-      <w:spacing w:after="0" w:before="200"/>
+      <w:spacing w:after="0" w:before="200" w:line="276" w:lineRule="auto"/>
+      <w:jc w:val="both"/>
       <w:outlineLvl w:val="4"/>
     </w:pPr>
     <w:rPr>
-      <w:rFonts w:asciiTheme="majorHAnsi" w:cstheme="majorBidi" w:eastAsiaTheme="majorEastAsia" w:hAnsiTheme="majorHAnsi"/>
+      <w:rFonts w:ascii="Times New Roman" w:asciiTheme="majorHAnsi" w:cstheme="majorBidi" w:eastAsia="Times New Roman" w:eastAsiaTheme="majorEastAsia" w:hAnsi="Times New Roman" w:hAnsiTheme="majorHAnsi"/>
       <w:iCs/>
-      <w:color w:themeColor="accent1" w:val="4F81BD"/>
+      <w:color w:val="000000"/>
       <w:sz w:val="24"/>
       <w:szCs w:val="24"/>
     </w:rPr>
@@ -816,12 +871,13 @@
     <w:pPr>
       <w:keepNext/>
       <w:keepLines/>
-      <w:spacing w:after="0" w:before="200"/>
+      <w:spacing w:after="0" w:before="200" w:line="276" w:lineRule="auto"/>
+      <w:jc w:val="both"/>
       <w:outlineLvl w:val="5"/>
     </w:pPr>
     <w:rPr>
-      <w:rFonts w:asciiTheme="majorHAnsi" w:cstheme="majorBidi" w:eastAsiaTheme="majorEastAsia" w:hAnsiTheme="majorHAnsi"/>
-      <w:color w:themeColor="accent1" w:val="4F81BD"/>
+      <w:rFonts w:ascii="Times New Roman" w:asciiTheme="majorHAnsi" w:cstheme="majorBidi" w:eastAsia="Times New Roman" w:eastAsiaTheme="majorEastAsia" w:hAnsi="Times New Roman" w:hAnsiTheme="majorHAnsi"/>
+      <w:color w:val="000000"/>
       <w:sz w:val="24"/>
       <w:szCs w:val="24"/>
     </w:rPr>
@@ -836,12 +892,13 @@
     <w:pPr>
       <w:keepNext/>
       <w:keepLines/>
-      <w:spacing w:after="0" w:before="200"/>
+      <w:spacing w:after="0" w:before="200" w:line="276" w:lineRule="auto"/>
+      <w:jc w:val="both"/>
       <w:outlineLvl w:val="6"/>
     </w:pPr>
     <w:rPr>
-      <w:rFonts w:asciiTheme="majorHAnsi" w:cstheme="majorBidi" w:eastAsiaTheme="majorEastAsia" w:hAnsiTheme="majorHAnsi"/>
-      <w:color w:themeColor="accent1" w:val="4F81BD"/>
+      <w:rFonts w:ascii="Times New Roman" w:asciiTheme="majorHAnsi" w:cstheme="majorBidi" w:eastAsia="Times New Roman" w:eastAsiaTheme="majorEastAsia" w:hAnsi="Times New Roman" w:hAnsiTheme="majorHAnsi"/>
+      <w:color w:val="000000"/>
       <w:sz w:val="24"/>
       <w:szCs w:val="24"/>
     </w:rPr>
@@ -856,12 +913,13 @@
     <w:pPr>
       <w:keepNext/>
       <w:keepLines/>
-      <w:spacing w:after="0" w:before="200"/>
+      <w:spacing w:after="0" w:before="200" w:line="276" w:lineRule="auto"/>
+      <w:jc w:val="both"/>
       <w:outlineLvl w:val="7"/>
     </w:pPr>
     <w:rPr>
-      <w:rFonts w:asciiTheme="majorHAnsi" w:cstheme="majorBidi" w:eastAsiaTheme="majorEastAsia" w:hAnsiTheme="majorHAnsi"/>
-      <w:color w:themeColor="accent1" w:val="4F81BD"/>
+      <w:rFonts w:ascii="Times New Roman" w:asciiTheme="majorHAnsi" w:cstheme="majorBidi" w:eastAsia="Times New Roman" w:eastAsiaTheme="majorEastAsia" w:hAnsi="Times New Roman" w:hAnsiTheme="majorHAnsi"/>
+      <w:color w:val="000000"/>
       <w:sz w:val="24"/>
       <w:szCs w:val="24"/>
     </w:rPr>
@@ -876,12 +934,13 @@
     <w:pPr>
       <w:keepNext/>
       <w:keepLines/>
-      <w:spacing w:after="0" w:before="200"/>
+      <w:spacing w:after="0" w:before="200" w:line="276" w:lineRule="auto"/>
+      <w:jc w:val="both"/>
       <w:outlineLvl w:val="8"/>
     </w:pPr>
     <w:rPr>
-      <w:rFonts w:asciiTheme="majorHAnsi" w:cstheme="majorBidi" w:eastAsiaTheme="majorEastAsia" w:hAnsiTheme="majorHAnsi"/>
-      <w:color w:themeColor="accent1" w:val="4F81BD"/>
+      <w:rFonts w:ascii="Times New Roman" w:asciiTheme="majorHAnsi" w:cstheme="majorBidi" w:eastAsia="Times New Roman" w:eastAsiaTheme="majorEastAsia" w:hAnsi="Times New Roman" w:hAnsiTheme="majorHAnsi"/>
+      <w:color w:val="000000"/>
       <w:sz w:val="24"/>
       <w:szCs w:val="24"/>
     </w:rPr>
@@ -894,9 +953,15 @@
     <w:unhideWhenUsed/>
     <w:qFormat/>
     <w:pPr>
-      <w:spacing w:after="100" w:before="100"/>
+      <w:spacing w:after="100" w:before="100" w:line="276" w:lineRule="auto"/>
       <w:ind w:firstLine="0" w:left="480" w:right="480"/>
-    </w:pPr>
+      <w:jc w:val="both"/>
+    </w:pPr>
+    <w:rPr>
+      <w:rFonts w:ascii="Times New Roman" w:eastAsia="Times New Roman" w:hAnsi="Times New Roman"/>
+      <w:color w:val="000000"/>
+      <w:sz w:val="24"/>
+    </w:rPr>
   </w:style>
   <w:style w:styleId="FootnoteText" w:type="paragraph">
     <w:name w:val="Footnote Text"/>
@@ -905,11 +970,25 @@
     <w:uiPriority w:val="9"/>
     <w:unhideWhenUsed/>
     <w:qFormat/>
+    <w:pPr>
+      <w:spacing w:line="276" w:lineRule="auto"/>
+      <w:jc w:val="both"/>
+    </w:pPr>
+    <w:rPr>
+      <w:rFonts w:ascii="Times New Roman" w:eastAsia="Times New Roman" w:hAnsi="Times New Roman"/>
+      <w:color w:val="000000"/>
+      <w:sz w:val="24"/>
+    </w:rPr>
   </w:style>
   <w:style w:default="1" w:styleId="DefaultParagraphFont" w:type="character">
     <w:name w:val="Default Paragraph Font"/>
     <w:semiHidden/>
     <w:unhideWhenUsed/>
+    <w:rPr>
+      <w:rFonts w:ascii="Times New Roman" w:eastAsia="Times New Roman" w:hAnsi="Times New Roman"/>
+      <w:color w:val="000000"/>
+      <w:sz w:val="24"/>
+    </w:rPr>
   </w:style>
   <w:style w:default="1" w:styleId="Table" w:type="table">
     <w:name w:val="Table"/>
@@ -917,6 +996,15 @@
     <w:semiHidden/>
     <w:unhideWhenUsed/>
     <w:qFormat/>
+    <w:pPr>
+      <w:spacing w:line="276" w:lineRule="auto"/>
+      <w:jc w:val="both"/>
+    </w:pPr>
+    <w:rPr>
+      <w:rFonts w:ascii="Times New Roman" w:eastAsia="Times New Roman" w:hAnsi="Times New Roman"/>
+      <w:color w:val="000000"/>
+      <w:sz w:val="24"/>
+    </w:rPr>
     <w:tblPr>
       <w:tblInd w:type="dxa" w:w="0"/>
       <w:tblCellMar>
@@ -949,25 +1037,42 @@
     <w:pPr>
       <w:keepNext/>
       <w:keepLines/>
-      <w:spacing w:after="0"/>
-    </w:pPr>
-    <w:rPr>
+      <w:spacing w:after="0" w:line="276" w:lineRule="auto"/>
+      <w:jc w:val="both"/>
+    </w:pPr>
+    <w:rPr>
+      <w:rFonts w:ascii="Times New Roman" w:eastAsia="Times New Roman" w:hAnsi="Times New Roman"/>
       <w:b/>
+      <w:color w:val="000000"/>
+      <w:sz w:val="24"/>
     </w:rPr>
   </w:style>
   <w:style w:customStyle="1" w:styleId="Definition" w:type="paragraph">
     <w:name w:val="Definition"/>
     <w:basedOn w:val="Normal"/>
+    <w:pPr>
+      <w:spacing w:line="276" w:lineRule="auto"/>
+      <w:jc w:val="both"/>
+    </w:pPr>
+    <w:rPr>
+      <w:rFonts w:ascii="Times New Roman" w:eastAsia="Times New Roman" w:hAnsi="Times New Roman"/>
+      <w:color w:val="000000"/>
+      <w:sz w:val="24"/>
+    </w:rPr>
   </w:style>
   <w:style w:styleId="Caption" w:type="paragraph">
     <w:name w:val="Caption"/>
     <w:basedOn w:val="Normal"/>
     <w:link w:val="BodyTextChar"/>
     <w:pPr>
-      <w:spacing w:after="120" w:before="0"/>
-    </w:pPr>
-    <w:rPr>
+      <w:spacing w:after="120" w:before="0" w:line="276" w:lineRule="auto"/>
+      <w:jc w:val="both"/>
+    </w:pPr>
+    <w:rPr>
+      <w:rFonts w:ascii="Times New Roman" w:eastAsia="Times New Roman" w:hAnsi="Times New Roman"/>
       <w:i/>
+      <w:color w:val="000000"/>
+      <w:sz w:val="24"/>
     </w:rPr>
   </w:style>
   <w:style w:customStyle="1" w:styleId="TableCaption" w:type="paragraph">
@@ -975,44 +1080,90 @@
     <w:basedOn w:val="Caption"/>
     <w:pPr>
       <w:keepNext/>
-    </w:pPr>
+      <w:spacing w:line="276" w:lineRule="auto"/>
+      <w:jc w:val="both"/>
+    </w:pPr>
+    <w:rPr>
+      <w:rFonts w:ascii="Times New Roman" w:eastAsia="Times New Roman" w:hAnsi="Times New Roman"/>
+      <w:color w:val="000000"/>
+      <w:sz w:val="24"/>
+    </w:rPr>
   </w:style>
   <w:style w:customStyle="1" w:styleId="ImageCaption" w:type="paragraph">
     <w:name w:val="Image Caption"/>
     <w:basedOn w:val="Caption"/>
+    <w:pPr>
+      <w:spacing w:line="276" w:lineRule="auto"/>
+      <w:jc w:val="both"/>
+    </w:pPr>
+    <w:rPr>
+      <w:rFonts w:ascii="Times New Roman" w:eastAsia="Times New Roman" w:hAnsi="Times New Roman"/>
+      <w:color w:val="000000"/>
+      <w:sz w:val="24"/>
+    </w:rPr>
   </w:style>
   <w:style w:customStyle="1" w:styleId="Figure" w:type="paragraph">
     <w:name w:val="Figure"/>
     <w:basedOn w:val="Normal"/>
+    <w:pPr>
+      <w:spacing w:line="276" w:lineRule="auto"/>
+      <w:jc w:val="both"/>
+    </w:pPr>
+    <w:rPr>
+      <w:rFonts w:ascii="Times New Roman" w:eastAsia="Times New Roman" w:hAnsi="Times New Roman"/>
+      <w:color w:val="000000"/>
+      <w:sz w:val="24"/>
+    </w:rPr>
   </w:style>
   <w:style w:customStyle="1" w:styleId="CaptionedFigure" w:type="paragraph">
     <w:name w:val="Captioned Figure"/>
     <w:basedOn w:val="Figure"/>
     <w:pPr>
       <w:keepNext/>
-    </w:pPr>
+      <w:spacing w:line="276" w:lineRule="auto"/>
+      <w:jc w:val="both"/>
+    </w:pPr>
+    <w:rPr>
+      <w:rFonts w:ascii="Times New Roman" w:eastAsia="Times New Roman" w:hAnsi="Times New Roman"/>
+      <w:color w:val="000000"/>
+      <w:sz w:val="24"/>
+    </w:rPr>
   </w:style>
   <w:style w:customStyle="1" w:styleId="BodyTextChar" w:type="character">
     <w:name w:val="Body Text Char"/>
     <w:basedOn w:val="DefaultParagraphFont"/>
     <w:link w:val="BodyText"/>
+    <w:rPr>
+      <w:rFonts w:ascii="Times New Roman" w:eastAsia="Times New Roman" w:hAnsi="Times New Roman"/>
+      <w:color w:val="000000"/>
+      <w:sz w:val="24"/>
+    </w:rPr>
   </w:style>
   <w:style w:customStyle="1" w:styleId="VerbatimChar" w:type="character">
     <w:name w:val="Verbatim Char"/>
     <w:basedOn w:val="BodyTextChar"/>
     <w:rPr>
-      <w:rFonts w:ascii="Consolas" w:hAnsi="Consolas"/>
-      <w:sz w:val="22"/>
+      <w:rFonts w:ascii="Times New Roman" w:eastAsia="Times New Roman" w:hAnsi="Times New Roman"/>
+      <w:color w:val="000000"/>
+      <w:sz w:val="24"/>
     </w:rPr>
   </w:style>
   <w:style w:customStyle="1" w:styleId="SectionNumber" w:type="character">
     <w:name w:val="Section Number"/>
     <w:basedOn w:val="BodyTextChar"/>
+    <w:rPr>
+      <w:rFonts w:ascii="Times New Roman" w:eastAsia="Times New Roman" w:hAnsi="Times New Roman"/>
+      <w:color w:val="000000"/>
+      <w:sz w:val="24"/>
+    </w:rPr>
   </w:style>
   <w:style w:styleId="FootnoteReference" w:type="character">
     <w:name w:val="Footnote Reference"/>
     <w:basedOn w:val="BodyTextChar"/>
     <w:rPr>
+      <w:rFonts w:ascii="Times New Roman" w:eastAsia="Times New Roman" w:hAnsi="Times New Roman"/>
+      <w:color w:val="000000"/>
+      <w:sz w:val="24"/>
       <w:vertAlign w:val="superscript"/>
     </w:rPr>
   </w:style>
@@ -1020,7 +1171,9 @@
     <w:name w:val="Hyperlink"/>
     <w:basedOn w:val="BodyTextChar"/>
     <w:rPr>
-      <w:color w:themeColor="accent1" w:val="4F81BD"/>
+      <w:rFonts w:ascii="Times New Roman" w:eastAsia="Times New Roman" w:hAnsi="Times New Roman"/>
+      <w:color w:val="000000"/>
+      <w:sz w:val="24"/>
     </w:rPr>
   </w:style>
   <w:style w:styleId="TOCHeading" w:type="paragraph">
@@ -1031,14 +1184,16 @@
     <w:unhideWhenUsed/>
     <w:qFormat/>
     <w:pPr>
-      <w:spacing w:before="240" w:line="259" w:lineRule="auto"/>
+      <w:spacing w:before="240" w:line="276" w:lineRule="auto"/>
+      <w:jc w:val="both"/>
       <w:outlineLvl w:val="9"/>
     </w:pPr>
     <w:rPr>
-      <w:rFonts w:asciiTheme="majorHAnsi" w:cstheme="majorBidi" w:eastAsiaTheme="majorEastAsia" w:hAnsiTheme="majorHAnsi"/>
+      <w:rFonts w:ascii="Times New Roman" w:asciiTheme="majorHAnsi" w:cstheme="majorBidi" w:eastAsia="Times New Roman" w:eastAsiaTheme="majorEastAsia" w:hAnsi="Times New Roman" w:hAnsiTheme="majorHAnsi"/>
       <w:b w:val="0"/>
       <w:bCs w:val="0"/>
-      <w:color w:themeColor="accent1" w:themeShade="BF" w:val="365F91"/>
+      <w:color w:val="000000"/>
+      <w:sz w:val="24"/>
     </w:rPr>
   </w:style>
   <w:style w:type="paragraph" w:customStyle="1" w:styleId="SourceCode">

--- a/p4/submission/p4_singapore_cover_letter.docx
+++ b/p4/submission/p4_singapore_cover_letter.docx
@@ -290,7 +290,7 @@
           <w:rPr>
             <w:rStyle w:val="Hyperlink"/>
           </w:rPr>
-          <w:t xml:space="preserve">huongp1323001@gstudent.ctu.edu.vn</w:t>
+          <w:t xml:space="preserve">thuyhuongctu@gmail.com</w:t>
         </w:r>
       </w:hyperlink>
       <w:r>
